--- a/!Готовые работы/1.docx
+++ b/!Готовые работы/1.docx
@@ -1,168 +1,962 @@
 
 <file path=word/document.xml><?xml version="1.0" encoding="utf-8"?>
-<w:document xmlns:wpc="http://schemas.microsoft.com/office/word/2010/wordprocessingCanvas" xmlns:cx="http://schemas.microsoft.com/office/drawing/2014/chartex" xmlns:cx1="http://schemas.microsoft.com/office/drawing/2015/9/8/chartex" xmlns:cx2="http://schemas.microsoft.com/office/drawing/2015/10/21/chartex" xmlns:cx3="http://schemas.microsoft.com/office/drawing/2016/5/9/chartex" xmlns:cx4="http://schemas.microsoft.com/office/drawing/2016/5/10/chartex" xmlns:cx5="http://schemas.microsoft.com/office/drawing/2016/5/11/chartex" xmlns:cx6="http://schemas.microsoft.com/office/drawing/2016/5/12/chartex" xmlns:cx7="http://schemas.microsoft.com/office/drawing/2016/5/13/chartex" xmlns:cx8="http://schemas.microsoft.com/office/drawing/2016/5/14/chartex" xmlns:mc="http://schemas.openxmlformats.org/markup-compatibility/2006" xmlns:aink="http://schemas.microsoft.com/office/drawing/2016/ink" xmlns:am3d="http://schemas.microsoft.com/office/drawing/2017/model3d" xmlns:o="urn:schemas-microsoft-com:office:office" xmlns:oel="http://schemas.microsoft.com/office/2019/extlst" xmlns:r="http://schemas.openxmlformats.org/officeDocument/2006/relationships" xmlns:m="http://schemas.openxmlformats.org/officeDocument/2006/math" xmlns:v="urn:schemas-microsoft-com:vml" xmlns:wp14="http://schemas.microsoft.com/office/word/2010/wordprocessingDrawing" xmlns:wp="http://schemas.openxmlformats.org/drawingml/2006/wordprocessingDrawing" xmlns:w10="urn:schemas-microsoft-com:office:word" xmlns:w="http://schemas.openxmlformats.org/wordprocessingml/2006/main" xmlns:w14="http://schemas.microsoft.com/office/word/2010/wordml" xmlns:w15="http://schemas.microsoft.com/office/word/2012/wordml" xmlns:w16cex="http://schemas.microsoft.com/office/word/2018/wordml/cex" xmlns:w16cid="http://schemas.microsoft.com/office/word/2016/wordml/cid" xmlns:w16="http://schemas.microsoft.com/office/word/2018/wordml" xmlns:w16du="http://schemas.microsoft.com/office/word/2023/wordml/word16du" xmlns:w16sdtdh="http://schemas.microsoft.com/office/word/2020/wordml/sdtdatahash" xmlns:w16sdtfl="http://schemas.microsoft.com/office/word/2024/wordml/sdtformatlock" xmlns:w16se="http://schemas.microsoft.com/office/word/2015/wordml/symex" xmlns:wpg="http://schemas.microsoft.com/office/word/2010/wordprocessingGroup" xmlns:wpi="http://schemas.microsoft.com/office/word/2010/wordprocessingInk" xmlns:wne="http://schemas.microsoft.com/office/word/2006/wordml" xmlns:wps="http://schemas.microsoft.com/office/word/2010/wordprocessingShape" mc:Ignorable="w14 w15 w16se w16cid w16 w16cex w16sdtdh w16sdtfl w16du wp14">
+<w:document xmlns:wpc="http://schemas.microsoft.com/office/word/2010/wordprocessingCanvas" xmlns:cx="http://schemas.microsoft.com/office/drawing/2014/chartex" xmlns:cx1="http://schemas.microsoft.com/office/drawing/2015/9/8/chartex" xmlns:cx2="http://schemas.microsoft.com/office/drawing/2015/10/21/chartex" xmlns:cx3="http://schemas.microsoft.com/office/drawing/2016/5/9/chartex" xmlns:cx4="http://schemas.microsoft.com/office/drawing/2016/5/10/chartex" xmlns:cx5="http://schemas.microsoft.com/office/drawing/2016/5/11/chartex" xmlns:cx6="http://schemas.microsoft.com/office/drawing/2016/5/12/chartex" xmlns:cx7="http://schemas.microsoft.com/office/drawing/2016/5/13/chartex" xmlns:cx8="http://schemas.microsoft.com/office/drawing/2016/5/14/chartex" xmlns:mc="http://schemas.openxmlformats.org/markup-compatibility/2006" xmlns:aink="http://schemas.microsoft.com/office/drawing/2016/ink" xmlns:am3d="http://schemas.microsoft.com/office/drawing/2017/model3d" xmlns:o="urn:schemas-microsoft-com:office:office" xmlns:oel="http://schemas.microsoft.com/office/2019/extlst" xmlns:r="http://schemas.openxmlformats.org/officeDocument/2006/relationships" xmlns:m="http://schemas.openxmlformats.org/officeDocument/2006/math" xmlns:v="urn:schemas-microsoft-com:vml" xmlns:wp14="http://schemas.microsoft.com/office/word/2010/wordprocessingDrawing" xmlns:wp="http://schemas.openxmlformats.org/drawingml/2006/wordprocessingDrawing" xmlns:w10="urn:schemas-microsoft-com:office:word" xmlns:w="http://schemas.openxmlformats.org/wordprocessingml/2006/main" xmlns:w14="http://schemas.microsoft.com/office/word/2010/wordml" xmlns:w15="http://schemas.microsoft.com/office/word/2012/wordml" xmlns:w16cex="http://schemas.microsoft.com/office/word/2018/wordml/cex" xmlns:w16cid="http://schemas.microsoft.com/office/word/2016/wordml/cid" xmlns:w16="http://schemas.microsoft.com/office/word/2018/wordml" xmlns:w16sdtdh="http://schemas.microsoft.com/office/word/2020/wordml/sdtdatahash" xmlns:w16se="http://schemas.microsoft.com/office/word/2015/wordml/symex" xmlns:wpg="http://schemas.microsoft.com/office/word/2010/wordprocessingGroup" xmlns:wpi="http://schemas.microsoft.com/office/word/2010/wordprocessingInk" xmlns:wne="http://schemas.microsoft.com/office/word/2006/wordml" xmlns:wps="http://schemas.microsoft.com/office/word/2010/wordprocessingShape" mc:Ignorable="w14 w15 w16se w16cid w16 w16cex w16sdtdh wp14">
   <w:body>
     <w:p>
       <w:pPr>
-        <w:ind w:firstLine="0"/>
-        <w:jc w:val="center"/>
+        <w:pStyle w:val="1"/>
+        <w:ind w:left="851"/>
         <w:rPr>
-          <w:b/>
+          <w:sz w:val="28"/>
+          <w:szCs w:val="16"/>
+        </w:rPr>
+      </w:pPr>
+      <w:r>
+        <w:rPr>
+          <w:sz w:val="28"/>
+          <w:szCs w:val="16"/>
+        </w:rPr>
+        <w:t xml:space="preserve">Практическая </w:t>
+      </w:r>
+      <w:r>
+        <w:rPr>
+          <w:sz w:val="28"/>
+          <w:szCs w:val="16"/>
+        </w:rPr>
+        <w:t xml:space="preserve">работа. </w:t>
+      </w:r>
+      <w:r>
+        <w:rPr>
+          <w:sz w:val="28"/>
+          <w:szCs w:val="16"/>
+        </w:rPr>
+        <w:t xml:space="preserve">Раздел </w:t>
+      </w:r>
+      <w:r>
+        <w:rPr>
+          <w:sz w:val="28"/>
+          <w:szCs w:val="16"/>
+        </w:rPr>
+        <w:t>1</w:t>
+      </w:r>
+    </w:p>
+    <w:p>
+      <w:pPr>
+        <w:pStyle w:val="1"/>
+        <w:ind w:left="851"/>
+        <w:rPr>
+          <w:sz w:val="22"/>
+          <w:szCs w:val="22"/>
+        </w:rPr>
+      </w:pPr>
+      <w:r>
+        <w:rPr>
+          <w:sz w:val="22"/>
+          <w:szCs w:val="22"/>
+        </w:rPr>
+        <w:t>Тема: «</w:t>
+      </w:r>
+      <w:r>
+        <w:rPr>
+          <w:b w:val="0"/>
           <w:bCs/>
-          <w:lang w:val="en-US"/>
+          <w:sz w:val="22"/>
+          <w:szCs w:val="12"/>
         </w:rPr>
-      </w:pPr>
+        <w:t>Введение. Охрана труда. Анализ предметной области</w:t>
+      </w:r>
+      <w:r>
+        <w:rPr>
+          <w:sz w:val="22"/>
+          <w:szCs w:val="22"/>
+        </w:rPr>
+        <w:t>»</w:t>
+      </w:r>
+    </w:p>
+    <w:p>
       <w:r>
         <w:rPr>
           <w:b/>
           <w:bCs/>
         </w:rPr>
-        <w:t xml:space="preserve">ЛАБОРАТОРНАЯ РАБОТА № </w:t>
-      </w:r>
+        <w:t>Цель</w:t>
+      </w:r>
+      <w:r>
+        <w:t>:</w:t>
+      </w:r>
+      <w:r>
+        <w:t xml:space="preserve"> </w:t>
+      </w:r>
+      <w:r>
+        <w:t>Ознакомиться с требованиями охраны труда при работе на ПК, провести анализ предметной области на основе документов заказчика, выделить сущности и связи, сформировать аналитическую записку как основу для последующего проектирования ИС.</w:t>
+      </w:r>
+    </w:p>
+    <w:p>
       <w:r>
         <w:rPr>
           <w:b/>
-          <w:bCs/>
-          <w:lang w:val="en-US"/>
         </w:rPr>
-        <w:t>1</w:t>
+        <w:t>Вариант 22:</w:t>
+      </w:r>
+      <w:r>
+        <w:t xml:space="preserve"> Автоцентр «Плюс»</w:t>
       </w:r>
     </w:p>
     <w:p>
       <w:pPr>
+        <w:pStyle w:val="21"/>
+        <w:ind w:left="851"/>
+      </w:pPr>
+      <w:r>
+        <w:t>1.</w:t>
+      </w:r>
+      <w:r>
+        <w:t>1</w:t>
+      </w:r>
+      <w:r>
+        <w:t>. Описание предметной области</w:t>
+      </w:r>
+    </w:p>
+    <w:p>
+      <w:r>
         <w:rPr>
-          <w:lang w:val="en-US"/>
+          <w:b/>
         </w:rPr>
-      </w:pPr>
+        <w:t>Автоцентр «Плюс»</w:t>
+      </w:r>
+      <w:r>
+        <w:t xml:space="preserve"> — предприятие, оказывающее услуги технического обслуживания и ремонта автомобилей:</w:t>
+      </w:r>
+    </w:p>
+    <w:p>
+      <w:r>
+        <w:t>• замена масла ДВС;</w:t>
+      </w:r>
+    </w:p>
+    <w:p>
+      <w:r>
+        <w:t>• замена тормозных колодок;</w:t>
+      </w:r>
+    </w:p>
+    <w:p>
+      <w:r>
+        <w:t>• замена свечей зажигания;</w:t>
+      </w:r>
+    </w:p>
+    <w:p>
+      <w:r>
+        <w:t>• диагностика подвески;</w:t>
+      </w:r>
+    </w:p>
+    <w:p>
+      <w:r>
+        <w:t>• компьютерная диагностика;</w:t>
+      </w:r>
+    </w:p>
+    <w:p>
+      <w:r>
+        <w:t>• развал-схождение и другие работы.</w:t>
+      </w:r>
+    </w:p>
+    <w:p>
+      <w:r>
+        <w:t xml:space="preserve">Каждая услуга (продукция) имеет </w:t>
+      </w:r>
+      <w:r>
+        <w:rPr>
+          <w:b/>
+        </w:rPr>
+        <w:t>спецификацию</w:t>
+      </w:r>
+      <w:r>
+        <w:t>: перечень материалов (запчастей, расходников) с нормами расхода и перечень технологических операций (в нормо-часах) с нормами трудоёмкости.</w:t>
+      </w:r>
+    </w:p>
+    <w:p>
+      <w:r>
+        <w:t>Основные бизнес-процессы предметной области:</w:t>
+      </w:r>
+    </w:p>
+    <w:tbl>
+      <w:tblPr>
+        <w:tblStyle w:val="ad"/>
+        <w:tblW w:w="10220" w:type="dxa"/>
+        <w:tblLook w:val="04A0" w:firstRow="1" w:lastRow="0" w:firstColumn="1" w:lastColumn="0" w:noHBand="0" w:noVBand="1"/>
+      </w:tblPr>
+      <w:tblGrid>
+        <w:gridCol w:w="5110"/>
+        <w:gridCol w:w="5110"/>
+      </w:tblGrid>
+      <w:tr>
+        <w:trPr>
+          <w:trHeight w:val="255"/>
+        </w:trPr>
+        <w:tc>
+          <w:tcPr>
+            <w:tcW w:w="5110" w:type="dxa"/>
+          </w:tcPr>
+          <w:p>
+            <w:pPr>
+              <w:spacing w:after="20"/>
+              <w:rPr>
+                <w:sz w:val="20"/>
+                <w:szCs w:val="24"/>
+              </w:rPr>
+            </w:pPr>
+            <w:r>
+              <w:rPr>
+                <w:b/>
+                <w:sz w:val="20"/>
+                <w:szCs w:val="24"/>
+              </w:rPr>
+              <w:t>Бизнес-процесс</w:t>
+            </w:r>
+          </w:p>
+        </w:tc>
+        <w:tc>
+          <w:tcPr>
+            <w:tcW w:w="5110" w:type="dxa"/>
+          </w:tcPr>
+          <w:p>
+            <w:pPr>
+              <w:spacing w:after="20"/>
+              <w:rPr>
+                <w:sz w:val="20"/>
+                <w:szCs w:val="24"/>
+              </w:rPr>
+            </w:pPr>
+            <w:r>
+              <w:rPr>
+                <w:b/>
+                <w:sz w:val="20"/>
+                <w:szCs w:val="24"/>
+              </w:rPr>
+              <w:t>Описание</w:t>
+            </w:r>
+          </w:p>
+        </w:tc>
+      </w:tr>
+      <w:tr>
+        <w:trPr>
+          <w:trHeight w:val="511"/>
+        </w:trPr>
+        <w:tc>
+          <w:tcPr>
+            <w:tcW w:w="5110" w:type="dxa"/>
+          </w:tcPr>
+          <w:p>
+            <w:pPr>
+              <w:spacing w:after="20"/>
+              <w:rPr>
+                <w:sz w:val="20"/>
+                <w:szCs w:val="24"/>
+              </w:rPr>
+            </w:pPr>
+            <w:r>
+              <w:rPr>
+                <w:sz w:val="20"/>
+                <w:szCs w:val="24"/>
+              </w:rPr>
+              <w:t>Оформление заказа</w:t>
+            </w:r>
+          </w:p>
+        </w:tc>
+        <w:tc>
+          <w:tcPr>
+            <w:tcW w:w="5110" w:type="dxa"/>
+          </w:tcPr>
+          <w:p>
+            <w:pPr>
+              <w:spacing w:after="20"/>
+              <w:ind w:firstLine="0"/>
+              <w:rPr>
+                <w:sz w:val="20"/>
+                <w:szCs w:val="24"/>
+              </w:rPr>
+            </w:pPr>
+            <w:r>
+              <w:rPr>
+                <w:sz w:val="20"/>
+                <w:szCs w:val="24"/>
+              </w:rPr>
+              <w:t>Клиент оформляет заказ на работы/услуги; фиксируются позиции и количество</w:t>
+            </w:r>
+          </w:p>
+        </w:tc>
+      </w:tr>
+      <w:tr>
+        <w:trPr>
+          <w:trHeight w:val="511"/>
+        </w:trPr>
+        <w:tc>
+          <w:tcPr>
+            <w:tcW w:w="5110" w:type="dxa"/>
+          </w:tcPr>
+          <w:p>
+            <w:pPr>
+              <w:spacing w:after="20"/>
+              <w:rPr>
+                <w:sz w:val="20"/>
+                <w:szCs w:val="24"/>
+              </w:rPr>
+            </w:pPr>
+            <w:r>
+              <w:rPr>
+                <w:sz w:val="20"/>
+                <w:szCs w:val="24"/>
+              </w:rPr>
+              <w:t>Потребность в материалах</w:t>
+            </w:r>
+          </w:p>
+        </w:tc>
+        <w:tc>
+          <w:tcPr>
+            <w:tcW w:w="5110" w:type="dxa"/>
+          </w:tcPr>
+          <w:p>
+            <w:pPr>
+              <w:spacing w:after="20"/>
+              <w:ind w:firstLine="0"/>
+              <w:rPr>
+                <w:sz w:val="20"/>
+                <w:szCs w:val="24"/>
+              </w:rPr>
+            </w:pPr>
+            <w:r>
+              <w:rPr>
+                <w:sz w:val="20"/>
+                <w:szCs w:val="24"/>
+              </w:rPr>
+              <w:t>На основе спецификации рассчитывается потребность в материалах</w:t>
+            </w:r>
+          </w:p>
+        </w:tc>
+      </w:tr>
+      <w:tr>
+        <w:trPr>
+          <w:trHeight w:val="495"/>
+        </w:trPr>
+        <w:tc>
+          <w:tcPr>
+            <w:tcW w:w="5110" w:type="dxa"/>
+          </w:tcPr>
+          <w:p>
+            <w:pPr>
+              <w:spacing w:after="20"/>
+              <w:rPr>
+                <w:sz w:val="20"/>
+                <w:szCs w:val="24"/>
+              </w:rPr>
+            </w:pPr>
+            <w:r>
+              <w:rPr>
+                <w:sz w:val="20"/>
+                <w:szCs w:val="24"/>
+              </w:rPr>
+              <w:t>Расчёт стоимости</w:t>
+            </w:r>
+          </w:p>
+        </w:tc>
+        <w:tc>
+          <w:tcPr>
+            <w:tcW w:w="5110" w:type="dxa"/>
+          </w:tcPr>
+          <w:p>
+            <w:pPr>
+              <w:spacing w:after="20"/>
+              <w:ind w:firstLine="0"/>
+              <w:rPr>
+                <w:sz w:val="20"/>
+                <w:szCs w:val="24"/>
+              </w:rPr>
+            </w:pPr>
+            <w:r>
+              <w:rPr>
+                <w:sz w:val="20"/>
+                <w:szCs w:val="24"/>
+              </w:rPr>
+              <w:t>Полная стоимость = Σ(цена × норма × количество) по материалам и операциям</w:t>
+            </w:r>
+          </w:p>
+        </w:tc>
+      </w:tr>
+      <w:tr>
+        <w:trPr>
+          <w:trHeight w:val="511"/>
+        </w:trPr>
+        <w:tc>
+          <w:tcPr>
+            <w:tcW w:w="5110" w:type="dxa"/>
+          </w:tcPr>
+          <w:p>
+            <w:pPr>
+              <w:spacing w:after="20"/>
+              <w:rPr>
+                <w:sz w:val="20"/>
+                <w:szCs w:val="24"/>
+              </w:rPr>
+            </w:pPr>
+            <w:r>
+              <w:rPr>
+                <w:sz w:val="20"/>
+                <w:szCs w:val="24"/>
+              </w:rPr>
+              <w:t>Учёт контрагентов</w:t>
+            </w:r>
+          </w:p>
+        </w:tc>
+        <w:tc>
+          <w:tcPr>
+            <w:tcW w:w="5110" w:type="dxa"/>
+          </w:tcPr>
+          <w:p>
+            <w:pPr>
+              <w:spacing w:after="20"/>
+              <w:ind w:firstLine="0"/>
+              <w:rPr>
+                <w:sz w:val="20"/>
+                <w:szCs w:val="24"/>
+              </w:rPr>
+            </w:pPr>
+            <w:r>
+              <w:rPr>
+                <w:sz w:val="20"/>
+                <w:szCs w:val="24"/>
+              </w:rPr>
+              <w:t>Ведение справочника заказчиков (покупатели и поставщики)</w:t>
+            </w:r>
+          </w:p>
+        </w:tc>
+      </w:tr>
+      <w:tr>
+        <w:trPr>
+          <w:trHeight w:val="495"/>
+        </w:trPr>
+        <w:tc>
+          <w:tcPr>
+            <w:tcW w:w="5110" w:type="dxa"/>
+          </w:tcPr>
+          <w:p>
+            <w:pPr>
+              <w:spacing w:after="20"/>
+              <w:rPr>
+                <w:sz w:val="20"/>
+                <w:szCs w:val="24"/>
+              </w:rPr>
+            </w:pPr>
+            <w:r>
+              <w:rPr>
+                <w:sz w:val="20"/>
+                <w:szCs w:val="24"/>
+              </w:rPr>
+              <w:t>Учёт скидок</w:t>
+            </w:r>
+          </w:p>
+        </w:tc>
+        <w:tc>
+          <w:tcPr>
+            <w:tcW w:w="5110" w:type="dxa"/>
+          </w:tcPr>
+          <w:p>
+            <w:pPr>
+              <w:spacing w:after="20"/>
+              <w:ind w:firstLine="0"/>
+              <w:rPr>
+                <w:sz w:val="20"/>
+                <w:szCs w:val="24"/>
+              </w:rPr>
+            </w:pPr>
+            <w:r>
+              <w:rPr>
+                <w:sz w:val="20"/>
+                <w:szCs w:val="24"/>
+              </w:rPr>
+              <w:t>Скидка по заказу, расчёт процента скидки от суммы заказа</w:t>
+            </w:r>
+          </w:p>
+        </w:tc>
+      </w:tr>
+    </w:tbl>
+    <w:p>
+      <w:pPr>
+        <w:pStyle w:val="21"/>
+      </w:pPr>
+    </w:p>
+    <w:p>
+      <w:pPr>
+        <w:pStyle w:val="21"/>
+        <w:ind w:left="851"/>
+      </w:pPr>
+      <w:r>
+        <w:t>1.</w:t>
+      </w:r>
+      <w:r>
+        <w:t>2</w:t>
+      </w:r>
+      <w:r>
+        <w:t xml:space="preserve">. Исходные документы </w:t>
+      </w:r>
+    </w:p>
+    <w:tbl>
+      <w:tblPr>
+        <w:tblStyle w:val="ad"/>
+        <w:tblW w:w="10220" w:type="dxa"/>
+        <w:tblLook w:val="04A0" w:firstRow="1" w:lastRow="0" w:firstColumn="1" w:lastColumn="0" w:noHBand="0" w:noVBand="1"/>
+      </w:tblPr>
+      <w:tblGrid>
+        <w:gridCol w:w="5110"/>
+        <w:gridCol w:w="5110"/>
+      </w:tblGrid>
+      <w:tr>
+        <w:trPr>
+          <w:trHeight w:val="265"/>
+        </w:trPr>
+        <w:tc>
+          <w:tcPr>
+            <w:tcW w:w="5110" w:type="dxa"/>
+          </w:tcPr>
+          <w:p>
+            <w:pPr>
+              <w:spacing w:after="20"/>
+              <w:rPr>
+                <w:sz w:val="20"/>
+                <w:szCs w:val="24"/>
+              </w:rPr>
+            </w:pPr>
+            <w:r>
+              <w:rPr>
+                <w:b/>
+                <w:sz w:val="20"/>
+                <w:szCs w:val="24"/>
+              </w:rPr>
+              <w:t>Документ</w:t>
+            </w:r>
+          </w:p>
+        </w:tc>
+        <w:tc>
+          <w:tcPr>
+            <w:tcW w:w="5110" w:type="dxa"/>
+          </w:tcPr>
+          <w:p>
+            <w:pPr>
+              <w:spacing w:after="20"/>
+              <w:rPr>
+                <w:sz w:val="20"/>
+                <w:szCs w:val="24"/>
+              </w:rPr>
+            </w:pPr>
+            <w:r>
+              <w:rPr>
+                <w:b/>
+                <w:sz w:val="20"/>
+                <w:szCs w:val="24"/>
+              </w:rPr>
+              <w:t>Назначение</w:t>
+            </w:r>
+          </w:p>
+        </w:tc>
+      </w:tr>
+      <w:tr>
+        <w:trPr>
+          <w:trHeight w:val="530"/>
+        </w:trPr>
+        <w:tc>
+          <w:tcPr>
+            <w:tcW w:w="5110" w:type="dxa"/>
+          </w:tcPr>
+          <w:p>
+            <w:pPr>
+              <w:spacing w:after="20"/>
+              <w:rPr>
+                <w:sz w:val="20"/>
+                <w:szCs w:val="24"/>
+              </w:rPr>
+            </w:pPr>
+            <w:r>
+              <w:rPr>
+                <w:sz w:val="20"/>
+                <w:szCs w:val="24"/>
+              </w:rPr>
+              <w:t>Заказ покупателя.xlsx</w:t>
+            </w:r>
+          </w:p>
+        </w:tc>
+        <w:tc>
+          <w:tcPr>
+            <w:tcW w:w="5110" w:type="dxa"/>
+          </w:tcPr>
+          <w:p>
+            <w:pPr>
+              <w:spacing w:after="20"/>
+              <w:ind w:firstLine="0"/>
+              <w:rPr>
+                <w:sz w:val="20"/>
+                <w:szCs w:val="24"/>
+              </w:rPr>
+            </w:pPr>
+            <w:r>
+              <w:rPr>
+                <w:sz w:val="20"/>
+                <w:szCs w:val="24"/>
+              </w:rPr>
+              <w:t>Заказ на услуги автоцентра с позициями и итоговой суммой</w:t>
+            </w:r>
+          </w:p>
+        </w:tc>
+      </w:tr>
+      <w:tr>
+        <w:trPr>
+          <w:trHeight w:val="265"/>
+        </w:trPr>
+        <w:tc>
+          <w:tcPr>
+            <w:tcW w:w="5110" w:type="dxa"/>
+          </w:tcPr>
+          <w:p>
+            <w:pPr>
+              <w:spacing w:after="20"/>
+              <w:rPr>
+                <w:sz w:val="20"/>
+                <w:szCs w:val="24"/>
+              </w:rPr>
+            </w:pPr>
+            <w:r>
+              <w:rPr>
+                <w:sz w:val="20"/>
+                <w:szCs w:val="24"/>
+              </w:rPr>
+              <w:t>Спецификация.xlsx</w:t>
+            </w:r>
+          </w:p>
+        </w:tc>
+        <w:tc>
+          <w:tcPr>
+            <w:tcW w:w="5110" w:type="dxa"/>
+          </w:tcPr>
+          <w:p>
+            <w:pPr>
+              <w:spacing w:after="20"/>
+              <w:ind w:firstLine="0"/>
+              <w:rPr>
+                <w:sz w:val="20"/>
+                <w:szCs w:val="24"/>
+              </w:rPr>
+            </w:pPr>
+            <w:r>
+              <w:rPr>
+                <w:sz w:val="20"/>
+                <w:szCs w:val="24"/>
+              </w:rPr>
+              <w:t>Нормы расхода материалов на единицу продукции</w:t>
+            </w:r>
+          </w:p>
+        </w:tc>
+      </w:tr>
+      <w:tr>
+        <w:trPr>
+          <w:trHeight w:val="530"/>
+        </w:trPr>
+        <w:tc>
+          <w:tcPr>
+            <w:tcW w:w="5110" w:type="dxa"/>
+          </w:tcPr>
+          <w:p>
+            <w:pPr>
+              <w:spacing w:after="20"/>
+              <w:rPr>
+                <w:sz w:val="20"/>
+                <w:szCs w:val="24"/>
+              </w:rPr>
+            </w:pPr>
+            <w:r>
+              <w:rPr>
+                <w:sz w:val="20"/>
+                <w:szCs w:val="24"/>
+              </w:rPr>
+              <w:t>Производство.xlsx</w:t>
+            </w:r>
+          </w:p>
+        </w:tc>
+        <w:tc>
+          <w:tcPr>
+            <w:tcW w:w="5110" w:type="dxa"/>
+          </w:tcPr>
+          <w:p>
+            <w:pPr>
+              <w:spacing w:after="20"/>
+              <w:ind w:firstLine="0"/>
+              <w:rPr>
+                <w:sz w:val="20"/>
+                <w:szCs w:val="24"/>
+              </w:rPr>
+            </w:pPr>
+            <w:r>
+              <w:rPr>
+                <w:sz w:val="20"/>
+                <w:szCs w:val="24"/>
+              </w:rPr>
+              <w:t>Выпуск продукции и списание материалов (операции в нормо-часах)</w:t>
+            </w:r>
+          </w:p>
+        </w:tc>
+      </w:tr>
+      <w:tr>
+        <w:trPr>
+          <w:trHeight w:val="530"/>
+        </w:trPr>
+        <w:tc>
+          <w:tcPr>
+            <w:tcW w:w="5110" w:type="dxa"/>
+          </w:tcPr>
+          <w:p>
+            <w:pPr>
+              <w:spacing w:after="20"/>
+              <w:rPr>
+                <w:sz w:val="20"/>
+                <w:szCs w:val="24"/>
+              </w:rPr>
+            </w:pPr>
+            <w:r>
+              <w:rPr>
+                <w:sz w:val="20"/>
+                <w:szCs w:val="24"/>
+              </w:rPr>
+              <w:t>Расчет стоимости продукции.xlsx</w:t>
+            </w:r>
+          </w:p>
+        </w:tc>
+        <w:tc>
+          <w:tcPr>
+            <w:tcW w:w="5110" w:type="dxa"/>
+          </w:tcPr>
+          <w:p>
+            <w:pPr>
+              <w:spacing w:after="20"/>
+              <w:ind w:firstLine="0"/>
+              <w:rPr>
+                <w:sz w:val="20"/>
+                <w:szCs w:val="24"/>
+              </w:rPr>
+            </w:pPr>
+            <w:r>
+              <w:rPr>
+                <w:sz w:val="20"/>
+                <w:szCs w:val="24"/>
+              </w:rPr>
+              <w:t>Стоимость продукции с учётом материалов и операций</w:t>
+            </w:r>
+          </w:p>
+        </w:tc>
+      </w:tr>
+      <w:tr>
+        <w:trPr>
+          <w:trHeight w:val="265"/>
+        </w:trPr>
+        <w:tc>
+          <w:tcPr>
+            <w:tcW w:w="5110" w:type="dxa"/>
+          </w:tcPr>
+          <w:p>
+            <w:pPr>
+              <w:tabs>
+                <w:tab w:val="center" w:pos="2715"/>
+              </w:tabs>
+              <w:spacing w:after="20"/>
+              <w:rPr>
+                <w:sz w:val="20"/>
+                <w:szCs w:val="24"/>
+              </w:rPr>
+            </w:pPr>
+            <w:r>
+              <w:rPr>
+                <w:sz w:val="20"/>
+                <w:szCs w:val="24"/>
+              </w:rPr>
+              <w:t>Цены.xlsx</w:t>
+            </w:r>
+            <w:r>
+              <w:rPr>
+                <w:sz w:val="20"/>
+                <w:szCs w:val="24"/>
+              </w:rPr>
+              <w:tab/>
+            </w:r>
+          </w:p>
+        </w:tc>
+        <w:tc>
+          <w:tcPr>
+            <w:tcW w:w="5110" w:type="dxa"/>
+          </w:tcPr>
+          <w:p>
+            <w:pPr>
+              <w:spacing w:after="20"/>
+              <w:ind w:firstLine="0"/>
+              <w:rPr>
+                <w:sz w:val="20"/>
+                <w:szCs w:val="24"/>
+              </w:rPr>
+            </w:pPr>
+            <w:r>
+              <w:rPr>
+                <w:sz w:val="20"/>
+                <w:szCs w:val="24"/>
+              </w:rPr>
+              <w:t>Цены на продукцию, материалы и операции</w:t>
+            </w:r>
+          </w:p>
+        </w:tc>
+      </w:tr>
+    </w:tbl>
+    <w:p>
+      <w:pPr>
+        <w:spacing w:after="0"/>
+      </w:pPr>
+    </w:p>
+    <w:p>
+      <w:r>
+        <w:t xml:space="preserve">Также используется справочник </w:t>
+      </w:r>
+      <w:proofErr w:type="spellStart"/>
+      <w:r>
+        <w:rPr>
+          <w:b/>
+        </w:rPr>
+        <w:t>Заказчики.json</w:t>
+      </w:r>
+      <w:proofErr w:type="spellEnd"/>
+      <w:r>
+        <w:t xml:space="preserve"> (6 контрагентов с полями: </w:t>
+      </w:r>
+      <w:proofErr w:type="spellStart"/>
+      <w:r>
+        <w:t>id</w:t>
+      </w:r>
+      <w:proofErr w:type="spellEnd"/>
+      <w:r>
+        <w:t xml:space="preserve">, </w:t>
+      </w:r>
+      <w:proofErr w:type="spellStart"/>
+      <w:r>
+        <w:t>name</w:t>
+      </w:r>
+      <w:proofErr w:type="spellEnd"/>
+      <w:r>
+        <w:t xml:space="preserve">, </w:t>
+      </w:r>
+      <w:proofErr w:type="spellStart"/>
+      <w:r>
+        <w:t>inn</w:t>
+      </w:r>
+      <w:proofErr w:type="spellEnd"/>
+      <w:r>
+        <w:t xml:space="preserve">, </w:t>
+      </w:r>
+      <w:proofErr w:type="spellStart"/>
+      <w:r>
+        <w:t>addres</w:t>
+      </w:r>
+      <w:proofErr w:type="spellEnd"/>
+      <w:r>
+        <w:t xml:space="preserve">, </w:t>
+      </w:r>
+      <w:proofErr w:type="spellStart"/>
+      <w:r>
+        <w:t>phone</w:t>
+      </w:r>
+      <w:proofErr w:type="spellEnd"/>
+      <w:r>
+        <w:t xml:space="preserve">, </w:t>
+      </w:r>
+      <w:proofErr w:type="spellStart"/>
+      <w:r>
+        <w:t>buyer</w:t>
+      </w:r>
+      <w:proofErr w:type="spellEnd"/>
+      <w:r>
+        <w:t xml:space="preserve">, </w:t>
+      </w:r>
+      <w:proofErr w:type="spellStart"/>
+      <w:r>
+        <w:t>salesman</w:t>
+      </w:r>
+      <w:proofErr w:type="spellEnd"/>
+      <w:r>
+        <w:t>).</w:t>
+      </w:r>
+    </w:p>
+    <w:p>
+      <w:pPr>
+        <w:spacing w:after="0"/>
+        <w:ind w:firstLine="0"/>
+        <w:rPr>
+          <w:b/>
+          <w:sz w:val="26"/>
+        </w:rPr>
+      </w:pPr>
+      <w:r>
+        <w:br w:type="page"/>
+      </w:r>
+    </w:p>
+    <w:p>
       <w:r>
         <w:rPr>
           <w:b/>
           <w:bCs/>
         </w:rPr>
-        <w:t>Тема:</w:t>
+        <w:lastRenderedPageBreak/>
+        <w:t>Вывод:</w:t>
       </w:r>
       <w:r>
         <w:t xml:space="preserve"> </w:t>
       </w:r>
-    </w:p>
-    <w:p>
-      <w:pPr>
-        <w:rPr>
-          <w:lang w:val="en-US"/>
-        </w:rPr>
-      </w:pPr>
-      <w:r>
-        <w:rPr>
-          <w:b/>
-          <w:bCs/>
-        </w:rPr>
-        <w:t>Цель работы:</w:t>
-      </w:r>
-      <w:r>
-        <w:t xml:space="preserve"> </w:t>
-      </w:r>
-    </w:p>
-    <w:p>
-      <w:r>
-        <w:rPr>
-          <w:b/>
-          <w:bCs/>
-        </w:rPr>
-        <w:t>Задание:</w:t>
-      </w:r>
-    </w:p>
-    <w:p>
-      <w:pPr>
-        <w:pStyle w:val="af"/>
-        <w:numPr>
-          <w:ilvl w:val="0"/>
-          <w:numId w:val="22"/>
-        </w:numPr>
-        <w:contextualSpacing/>
-      </w:pPr>
-    </w:p>
-    <w:p>
-      <w:pPr>
-        <w:pStyle w:val="af"/>
-        <w:numPr>
-          <w:ilvl w:val="0"/>
-          <w:numId w:val="22"/>
-        </w:numPr>
-        <w:contextualSpacing/>
-      </w:pPr>
-    </w:p>
-    <w:p>
-      <w:pPr>
-        <w:pStyle w:val="af"/>
-        <w:numPr>
-          <w:ilvl w:val="0"/>
-          <w:numId w:val="22"/>
-        </w:numPr>
-        <w:contextualSpacing/>
-      </w:pPr>
-    </w:p>
-    <w:p>
-      <w:pPr>
-        <w:pStyle w:val="af"/>
-        <w:numPr>
-          <w:ilvl w:val="0"/>
-          <w:numId w:val="22"/>
-        </w:numPr>
-        <w:contextualSpacing/>
-      </w:pPr>
-    </w:p>
-    <w:p>
-      <w:pPr>
-        <w:pStyle w:val="af"/>
-        <w:numPr>
-          <w:ilvl w:val="0"/>
-          <w:numId w:val="22"/>
-        </w:numPr>
-        <w:contextualSpacing/>
-      </w:pPr>
-    </w:p>
-    <w:p>
-      <w:pPr>
-        <w:pStyle w:val="af"/>
-        <w:numPr>
-          <w:ilvl w:val="0"/>
-          <w:numId w:val="22"/>
-        </w:numPr>
-        <w:contextualSpacing/>
-      </w:pPr>
-    </w:p>
-    <w:p>
-      <w:pPr>
-        <w:pStyle w:val="af"/>
-        <w:numPr>
-          <w:ilvl w:val="0"/>
-          <w:numId w:val="22"/>
-        </w:numPr>
-        <w:contextualSpacing/>
-      </w:pPr>
-    </w:p>
-    <w:p>
-      <w:pPr>
-        <w:ind w:firstLine="0"/>
-      </w:pPr>
-    </w:p>
-    <w:p>
-      <w:pPr>
-        <w:numPr>
-          <w:ilvl w:val="0"/>
-          <w:numId w:val="23"/>
-        </w:numPr>
-        <w:spacing w:after="160" w:line="259" w:lineRule="auto"/>
-        <w:ind w:firstLine="0"/>
-      </w:pPr>
-      <w:r>
-        <w:t>Подглава</w:t>
+      <w:r>
+        <w:t>Предметная область — деятельность автоцентра по оказанию услуг ТО и ремонта — хорошо формализуется реляционной моделью. Ключевые сущности: Заказчик (Customer), Продукция (Product), Материал (</w:t>
+      </w:r>
+      <w:proofErr w:type="spellStart"/>
+      <w:r>
+        <w:t>Material</w:t>
+      </w:r>
+      <w:proofErr w:type="spellEnd"/>
+      <w:r>
+        <w:t>), Технологическая операция (</w:t>
+      </w:r>
+      <w:proofErr w:type="spellStart"/>
+      <w:r>
+        <w:t>Operation</w:t>
+      </w:r>
+      <w:proofErr w:type="spellEnd"/>
+      <w:r>
+        <w:t>), Спецификация (</w:t>
+      </w:r>
+      <w:proofErr w:type="spellStart"/>
+      <w:r>
+        <w:t>Specification</w:t>
+      </w:r>
+      <w:proofErr w:type="spellEnd"/>
+      <w:r>
+        <w:t>), Заказ (</w:t>
+      </w:r>
+      <w:proofErr w:type="spellStart"/>
+      <w:r>
+        <w:t>Order</w:t>
+      </w:r>
+      <w:proofErr w:type="spellEnd"/>
+      <w:r>
+        <w:t>). Информационная система должна обеспечивать расчёт полной стоимости заказа с учётом норм расхода и трудоёмкости, ведение справочников, роли пользователей и формирование отчёта «</w:t>
+      </w:r>
+      <w:proofErr w:type="spellStart"/>
+      <w:r>
+        <w:t>АнализЗаказовКлиентов</w:t>
+      </w:r>
+      <w:proofErr w:type="spellEnd"/>
+      <w:r>
+        <w:t>».</w:t>
       </w:r>
     </w:p>
     <w:sectPr>
       <w:footerReference w:type="default" r:id="rId8"/>
       <w:pgSz w:w="11906" w:h="16838"/>
-      <w:pgMar w:top="964" w:right="680" w:bottom="1985" w:left="1304" w:header="284" w:footer="720" w:gutter="0"/>
+      <w:pgMar w:top="1080" w:right="1080" w:bottom="1080" w:left="1224" w:header="284" w:footer="720" w:gutter="0"/>
       <w:cols w:space="720"/>
       <w:docGrid w:linePitch="272"/>
     </w:sectPr>
@@ -171,7 +965,7 @@
 </file>
 
 <file path=word/endnotes.xml><?xml version="1.0" encoding="utf-8"?>
-<w:endnotes xmlns:wpc="http://schemas.microsoft.com/office/word/2010/wordprocessingCanvas" xmlns:cx="http://schemas.microsoft.com/office/drawing/2014/chartex" xmlns:cx1="http://schemas.microsoft.com/office/drawing/2015/9/8/chartex" xmlns:cx2="http://schemas.microsoft.com/office/drawing/2015/10/21/chartex" xmlns:cx3="http://schemas.microsoft.com/office/drawing/2016/5/9/chartex" xmlns:cx4="http://schemas.microsoft.com/office/drawing/2016/5/10/chartex" xmlns:cx5="http://schemas.microsoft.com/office/drawing/2016/5/11/chartex" xmlns:cx6="http://schemas.microsoft.com/office/drawing/2016/5/12/chartex" xmlns:cx7="http://schemas.microsoft.com/office/drawing/2016/5/13/chartex" xmlns:cx8="http://schemas.microsoft.com/office/drawing/2016/5/14/chartex" xmlns:mc="http://schemas.openxmlformats.org/markup-compatibility/2006" xmlns:aink="http://schemas.microsoft.com/office/drawing/2016/ink" xmlns:am3d="http://schemas.microsoft.com/office/drawing/2017/model3d" xmlns:o="urn:schemas-microsoft-com:office:office" xmlns:oel="http://schemas.microsoft.com/office/2019/extlst" xmlns:r="http://schemas.openxmlformats.org/officeDocument/2006/relationships" xmlns:m="http://schemas.openxmlformats.org/officeDocument/2006/math" xmlns:v="urn:schemas-microsoft-com:vml" xmlns:wp14="http://schemas.microsoft.com/office/word/2010/wordprocessingDrawing" xmlns:wp="http://schemas.openxmlformats.org/drawingml/2006/wordprocessingDrawing" xmlns:w10="urn:schemas-microsoft-com:office:word" xmlns:w="http://schemas.openxmlformats.org/wordprocessingml/2006/main" xmlns:w14="http://schemas.microsoft.com/office/word/2010/wordml" xmlns:w15="http://schemas.microsoft.com/office/word/2012/wordml" xmlns:w16cex="http://schemas.microsoft.com/office/word/2018/wordml/cex" xmlns:w16cid="http://schemas.microsoft.com/office/word/2016/wordml/cid" xmlns:w16="http://schemas.microsoft.com/office/word/2018/wordml" xmlns:w16du="http://schemas.microsoft.com/office/word/2023/wordml/word16du" xmlns:w16sdtdh="http://schemas.microsoft.com/office/word/2020/wordml/sdtdatahash" xmlns:w16sdtfl="http://schemas.microsoft.com/office/word/2024/wordml/sdtformatlock" xmlns:w16se="http://schemas.microsoft.com/office/word/2015/wordml/symex" xmlns:wpg="http://schemas.microsoft.com/office/word/2010/wordprocessingGroup" xmlns:wpi="http://schemas.microsoft.com/office/word/2010/wordprocessingInk" xmlns:wne="http://schemas.microsoft.com/office/word/2006/wordml" xmlns:wps="http://schemas.microsoft.com/office/word/2010/wordprocessingShape" mc:Ignorable="w14 w15 w16se w16cid w16 w16cex w16sdtdh w16sdtfl w16du wp14">
+<w:endnotes xmlns:wpc="http://schemas.microsoft.com/office/word/2010/wordprocessingCanvas" xmlns:cx="http://schemas.microsoft.com/office/drawing/2014/chartex" xmlns:cx1="http://schemas.microsoft.com/office/drawing/2015/9/8/chartex" xmlns:cx2="http://schemas.microsoft.com/office/drawing/2015/10/21/chartex" xmlns:cx3="http://schemas.microsoft.com/office/drawing/2016/5/9/chartex" xmlns:cx4="http://schemas.microsoft.com/office/drawing/2016/5/10/chartex" xmlns:cx5="http://schemas.microsoft.com/office/drawing/2016/5/11/chartex" xmlns:cx6="http://schemas.microsoft.com/office/drawing/2016/5/12/chartex" xmlns:cx7="http://schemas.microsoft.com/office/drawing/2016/5/13/chartex" xmlns:cx8="http://schemas.microsoft.com/office/drawing/2016/5/14/chartex" xmlns:mc="http://schemas.openxmlformats.org/markup-compatibility/2006" xmlns:aink="http://schemas.microsoft.com/office/drawing/2016/ink" xmlns:am3d="http://schemas.microsoft.com/office/drawing/2017/model3d" xmlns:o="urn:schemas-microsoft-com:office:office" xmlns:oel="http://schemas.microsoft.com/office/2019/extlst" xmlns:r="http://schemas.openxmlformats.org/officeDocument/2006/relationships" xmlns:m="http://schemas.openxmlformats.org/officeDocument/2006/math" xmlns:v="urn:schemas-microsoft-com:vml" xmlns:wp14="http://schemas.microsoft.com/office/word/2010/wordprocessingDrawing" xmlns:wp="http://schemas.openxmlformats.org/drawingml/2006/wordprocessingDrawing" xmlns:w10="urn:schemas-microsoft-com:office:word" xmlns:w="http://schemas.openxmlformats.org/wordprocessingml/2006/main" xmlns:w14="http://schemas.microsoft.com/office/word/2010/wordml" xmlns:w15="http://schemas.microsoft.com/office/word/2012/wordml" xmlns:w16cex="http://schemas.microsoft.com/office/word/2018/wordml/cex" xmlns:w16cid="http://schemas.microsoft.com/office/word/2016/wordml/cid" xmlns:w16="http://schemas.microsoft.com/office/word/2018/wordml" xmlns:w16sdtdh="http://schemas.microsoft.com/office/word/2020/wordml/sdtdatahash" xmlns:w16se="http://schemas.microsoft.com/office/word/2015/wordml/symex" xmlns:wpg="http://schemas.microsoft.com/office/word/2010/wordprocessingGroup" xmlns:wpi="http://schemas.microsoft.com/office/word/2010/wordprocessingInk" xmlns:wne="http://schemas.microsoft.com/office/word/2006/wordml" xmlns:wps="http://schemas.microsoft.com/office/word/2010/wordprocessingShape" mc:Ignorable="w14 w15 w16se w16cid w16 w16cex w16sdtdh wp14">
   <w:endnote w:type="separator" w:id="-1">
     <w:p>
       <w:r>
@@ -190,10 +984,11 @@
 </file>
 
 <file path=word/footer1.xml><?xml version="1.0" encoding="utf-8"?>
-<w:ftr xmlns:wpc="http://schemas.microsoft.com/office/word/2010/wordprocessingCanvas" xmlns:cx="http://schemas.microsoft.com/office/drawing/2014/chartex" xmlns:cx1="http://schemas.microsoft.com/office/drawing/2015/9/8/chartex" xmlns:cx2="http://schemas.microsoft.com/office/drawing/2015/10/21/chartex" xmlns:cx3="http://schemas.microsoft.com/office/drawing/2016/5/9/chartex" xmlns:cx4="http://schemas.microsoft.com/office/drawing/2016/5/10/chartex" xmlns:cx5="http://schemas.microsoft.com/office/drawing/2016/5/11/chartex" xmlns:cx6="http://schemas.microsoft.com/office/drawing/2016/5/12/chartex" xmlns:cx7="http://schemas.microsoft.com/office/drawing/2016/5/13/chartex" xmlns:cx8="http://schemas.microsoft.com/office/drawing/2016/5/14/chartex" xmlns:mc="http://schemas.openxmlformats.org/markup-compatibility/2006" xmlns:aink="http://schemas.microsoft.com/office/drawing/2016/ink" xmlns:am3d="http://schemas.microsoft.com/office/drawing/2017/model3d" xmlns:o="urn:schemas-microsoft-com:office:office" xmlns:oel="http://schemas.microsoft.com/office/2019/extlst" xmlns:r="http://schemas.openxmlformats.org/officeDocument/2006/relationships" xmlns:m="http://schemas.openxmlformats.org/officeDocument/2006/math" xmlns:v="urn:schemas-microsoft-com:vml" xmlns:wp14="http://schemas.microsoft.com/office/word/2010/wordprocessingDrawing" xmlns:wp="http://schemas.openxmlformats.org/drawingml/2006/wordprocessingDrawing" xmlns:w10="urn:schemas-microsoft-com:office:word" xmlns:w="http://schemas.openxmlformats.org/wordprocessingml/2006/main" xmlns:w14="http://schemas.microsoft.com/office/word/2010/wordml" xmlns:w15="http://schemas.microsoft.com/office/word/2012/wordml" xmlns:w16cex="http://schemas.microsoft.com/office/word/2018/wordml/cex" xmlns:w16cid="http://schemas.microsoft.com/office/word/2016/wordml/cid" xmlns:w16="http://schemas.microsoft.com/office/word/2018/wordml" xmlns:w16du="http://schemas.microsoft.com/office/word/2023/wordml/word16du" xmlns:w16sdtdh="http://schemas.microsoft.com/office/word/2020/wordml/sdtdatahash" xmlns:w16sdtfl="http://schemas.microsoft.com/office/word/2024/wordml/sdtformatlock" xmlns:w16se="http://schemas.microsoft.com/office/word/2015/wordml/symex" xmlns:wpg="http://schemas.microsoft.com/office/word/2010/wordprocessingGroup" xmlns:wpi="http://schemas.microsoft.com/office/word/2010/wordprocessingInk" xmlns:wne="http://schemas.microsoft.com/office/word/2006/wordml" xmlns:wps="http://schemas.microsoft.com/office/word/2010/wordprocessingShape" mc:Ignorable="w14 w15 w16se w16cid w16 w16cex w16sdtdh w16sdtfl w16du wp14">
+<w:ftr xmlns:wpc="http://schemas.microsoft.com/office/word/2010/wordprocessingCanvas" xmlns:cx="http://schemas.microsoft.com/office/drawing/2014/chartex" xmlns:cx1="http://schemas.microsoft.com/office/drawing/2015/9/8/chartex" xmlns:cx2="http://schemas.microsoft.com/office/drawing/2015/10/21/chartex" xmlns:cx3="http://schemas.microsoft.com/office/drawing/2016/5/9/chartex" xmlns:cx4="http://schemas.microsoft.com/office/drawing/2016/5/10/chartex" xmlns:cx5="http://schemas.microsoft.com/office/drawing/2016/5/11/chartex" xmlns:cx6="http://schemas.microsoft.com/office/drawing/2016/5/12/chartex" xmlns:cx7="http://schemas.microsoft.com/office/drawing/2016/5/13/chartex" xmlns:cx8="http://schemas.microsoft.com/office/drawing/2016/5/14/chartex" xmlns:mc="http://schemas.openxmlformats.org/markup-compatibility/2006" xmlns:aink="http://schemas.microsoft.com/office/drawing/2016/ink" xmlns:am3d="http://schemas.microsoft.com/office/drawing/2017/model3d" xmlns:o="urn:schemas-microsoft-com:office:office" xmlns:oel="http://schemas.microsoft.com/office/2019/extlst" xmlns:r="http://schemas.openxmlformats.org/officeDocument/2006/relationships" xmlns:m="http://schemas.openxmlformats.org/officeDocument/2006/math" xmlns:v="urn:schemas-microsoft-com:vml" xmlns:wp14="http://schemas.microsoft.com/office/word/2010/wordprocessingDrawing" xmlns:wp="http://schemas.openxmlformats.org/drawingml/2006/wordprocessingDrawing" xmlns:w10="urn:schemas-microsoft-com:office:word" xmlns:w="http://schemas.openxmlformats.org/wordprocessingml/2006/main" xmlns:w14="http://schemas.microsoft.com/office/word/2010/wordml" xmlns:w15="http://schemas.microsoft.com/office/word/2012/wordml" xmlns:w16cex="http://schemas.microsoft.com/office/word/2018/wordml/cex" xmlns:w16cid="http://schemas.microsoft.com/office/word/2016/wordml/cid" xmlns:w16="http://schemas.microsoft.com/office/word/2018/wordml" xmlns:w16sdtdh="http://schemas.microsoft.com/office/word/2020/wordml/sdtdatahash" xmlns:w16se="http://schemas.microsoft.com/office/word/2015/wordml/symex" xmlns:wpg="http://schemas.microsoft.com/office/word/2010/wordprocessingGroup" xmlns:wpi="http://schemas.microsoft.com/office/word/2010/wordprocessingInk" xmlns:wne="http://schemas.microsoft.com/office/word/2006/wordml" xmlns:wps="http://schemas.microsoft.com/office/word/2010/wordprocessingShape" mc:Ignorable="w14 w15 w16se w16cid w16 w16cex w16sdtdh wp14">
   <w:p>
     <w:pPr>
       <w:pStyle w:val="a9"/>
+      <w:jc w:val="center"/>
     </w:pPr>
     <w:r>
       <w:rPr>
@@ -202,7 +997,7 @@
       <mc:AlternateContent>
         <mc:Choice Requires="wpg">
           <w:drawing>
-            <wp:anchor distT="0" distB="0" distL="114300" distR="114300" simplePos="0" relativeHeight="251659264" behindDoc="0" locked="1" layoutInCell="0" allowOverlap="1" wp14:anchorId="1EC0C23F" wp14:editId="26ECC758">
+            <wp:anchor distT="0" distB="0" distL="114300" distR="114300" simplePos="0" relativeHeight="251659264" behindDoc="0" locked="1" layoutInCell="0" allowOverlap="1" wp14:anchorId="76B66636" wp14:editId="4E7C26A5">
               <wp:simplePos x="0" y="0"/>
               <wp:positionH relativeFrom="page">
                 <wp:posOffset>720090</wp:posOffset>
@@ -932,6 +1727,7 @@
                                     </w:rPr>
                                     <w:t xml:space="preserve"> </w:t>
                                   </w:r>
+                                  <w:proofErr w:type="spellStart"/>
                                   <w:r>
                                     <w:rPr>
                                       <w:rFonts w:ascii="GOST type B" w:hAnsi="GOST type B"/>
@@ -939,6 +1735,7 @@
                                     </w:rPr>
                                     <w:t>докум</w:t>
                                   </w:r>
+                                  <w:proofErr w:type="spellEnd"/>
                                   <w:r>
                                     <w:rPr>
                                       <w:rFonts w:ascii="GOST type B" w:hAnsi="GOST type B"/>
@@ -970,6 +1767,7 @@
                                       <w:sz w:val="18"/>
                                     </w:rPr>
                                   </w:pPr>
+                                  <w:proofErr w:type="spellStart"/>
                                   <w:r>
                                     <w:rPr>
                                       <w:rFonts w:ascii="GOST type B" w:hAnsi="GOST type B"/>
@@ -977,6 +1775,7 @@
                                     </w:rPr>
                                     <w:t>Подпись</w:t>
                                   </w:r>
+                                  <w:proofErr w:type="spellEnd"/>
                                 </w:p>
                               </w:tc>
                               <w:tc>
@@ -1074,7 +1873,7 @@
         </mc:Choice>
         <mc:Fallback>
           <w:pict>
-            <v:group w14:anchorId="1EC0C23F" id="Group 1" o:spid="_x0000_s1026" style="position:absolute;left:0;text-align:left;margin-left:56.7pt;margin-top:19.85pt;width:518.9pt;height:802.2pt;z-index:251659264;mso-position-horizontal-relative:page;mso-position-vertical-relative:page" coordorigin="1134,397" coordsize="10378,16044" o:gfxdata="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" o:allowincell="f">
+            <v:group w14:anchorId="76B66636" id="Group 1" o:spid="_x0000_s1026" style="position:absolute;left:0;text-align:left;margin-left:56.7pt;margin-top:19.85pt;width:518.9pt;height:802.2pt;z-index:251659264;mso-position-horizontal-relative:page;mso-position-vertical-relative:page" coordorigin="1134,397" coordsize="10378,16044" o:gfxdata="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" o:allowincell="f">
               <v:line id="Line 2" o:spid="_x0000_s1027" style="position:absolute;visibility:visible;mso-wrap-style:square" from="1134,397" to="1134,16441" o:connectortype="straight" o:gfxdata="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" strokeweight="2.25pt"/>
               <v:line id="Line 3" o:spid="_x0000_s1028" style="position:absolute;visibility:visible;mso-wrap-style:square" from="11509,397" to="11509,16441" o:connectortype="straight" o:gfxdata="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" strokeweight="2.25pt"/>
               <v:line id="Line 4" o:spid="_x0000_s1029" style="position:absolute;visibility:visible;mso-wrap-style:square" from="1137,16441" to="11512,16441" o:connectortype="straight" o:gfxdata="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" strokeweight="2.25pt"/>
@@ -1589,6 +2388,7 @@
                               </w:rPr>
                               <w:t xml:space="preserve"> </w:t>
                             </w:r>
+                            <w:proofErr w:type="spellStart"/>
                             <w:r>
                               <w:rPr>
                                 <w:rFonts w:ascii="GOST type B" w:hAnsi="GOST type B"/>
@@ -1596,6 +2396,7 @@
                               </w:rPr>
                               <w:t>докум</w:t>
                             </w:r>
+                            <w:proofErr w:type="spellEnd"/>
                             <w:r>
                               <w:rPr>
                                 <w:rFonts w:ascii="GOST type B" w:hAnsi="GOST type B"/>
@@ -1627,6 +2428,7 @@
                                 <w:sz w:val="18"/>
                               </w:rPr>
                             </w:pPr>
+                            <w:proofErr w:type="spellStart"/>
                             <w:r>
                               <w:rPr>
                                 <w:rFonts w:ascii="GOST type B" w:hAnsi="GOST type B"/>
@@ -1634,6 +2436,7 @@
                               </w:rPr>
                               <w:t>Подпись</w:t>
                             </w:r>
+                            <w:proofErr w:type="spellEnd"/>
                           </w:p>
                         </w:tc>
                         <w:tc>
@@ -1726,7 +2529,7 @@
 </file>
 
 <file path=word/footnotes.xml><?xml version="1.0" encoding="utf-8"?>
-<w:footnotes xmlns:wpc="http://schemas.microsoft.com/office/word/2010/wordprocessingCanvas" xmlns:cx="http://schemas.microsoft.com/office/drawing/2014/chartex" xmlns:cx1="http://schemas.microsoft.com/office/drawing/2015/9/8/chartex" xmlns:cx2="http://schemas.microsoft.com/office/drawing/2015/10/21/chartex" xmlns:cx3="http://schemas.microsoft.com/office/drawing/2016/5/9/chartex" xmlns:cx4="http://schemas.microsoft.com/office/drawing/2016/5/10/chartex" xmlns:cx5="http://schemas.microsoft.com/office/drawing/2016/5/11/chartex" xmlns:cx6="http://schemas.microsoft.com/office/drawing/2016/5/12/chartex" xmlns:cx7="http://schemas.microsoft.com/office/drawing/2016/5/13/chartex" xmlns:cx8="http://schemas.microsoft.com/office/drawing/2016/5/14/chartex" xmlns:mc="http://schemas.openxmlformats.org/markup-compatibility/2006" xmlns:aink="http://schemas.microsoft.com/office/drawing/2016/ink" xmlns:am3d="http://schemas.microsoft.com/office/drawing/2017/model3d" xmlns:o="urn:schemas-microsoft-com:office:office" xmlns:oel="http://schemas.microsoft.com/office/2019/extlst" xmlns:r="http://schemas.openxmlformats.org/officeDocument/2006/relationships" xmlns:m="http://schemas.openxmlformats.org/officeDocument/2006/math" xmlns:v="urn:schemas-microsoft-com:vml" xmlns:wp14="http://schemas.microsoft.com/office/word/2010/wordprocessingDrawing" xmlns:wp="http://schemas.openxmlformats.org/drawingml/2006/wordprocessingDrawing" xmlns:w10="urn:schemas-microsoft-com:office:word" xmlns:w="http://schemas.openxmlformats.org/wordprocessingml/2006/main" xmlns:w14="http://schemas.microsoft.com/office/word/2010/wordml" xmlns:w15="http://schemas.microsoft.com/office/word/2012/wordml" xmlns:w16cex="http://schemas.microsoft.com/office/word/2018/wordml/cex" xmlns:w16cid="http://schemas.microsoft.com/office/word/2016/wordml/cid" xmlns:w16="http://schemas.microsoft.com/office/word/2018/wordml" xmlns:w16du="http://schemas.microsoft.com/office/word/2023/wordml/word16du" xmlns:w16sdtdh="http://schemas.microsoft.com/office/word/2020/wordml/sdtdatahash" xmlns:w16sdtfl="http://schemas.microsoft.com/office/word/2024/wordml/sdtformatlock" xmlns:w16se="http://schemas.microsoft.com/office/word/2015/wordml/symex" xmlns:wpg="http://schemas.microsoft.com/office/word/2010/wordprocessingGroup" xmlns:wpi="http://schemas.microsoft.com/office/word/2010/wordprocessingInk" xmlns:wne="http://schemas.microsoft.com/office/word/2006/wordml" xmlns:wps="http://schemas.microsoft.com/office/word/2010/wordprocessingShape" mc:Ignorable="w14 w15 w16se w16cid w16 w16cex w16sdtdh w16sdtfl w16du wp14">
+<w:footnotes xmlns:wpc="http://schemas.microsoft.com/office/word/2010/wordprocessingCanvas" xmlns:cx="http://schemas.microsoft.com/office/drawing/2014/chartex" xmlns:cx1="http://schemas.microsoft.com/office/drawing/2015/9/8/chartex" xmlns:cx2="http://schemas.microsoft.com/office/drawing/2015/10/21/chartex" xmlns:cx3="http://schemas.microsoft.com/office/drawing/2016/5/9/chartex" xmlns:cx4="http://schemas.microsoft.com/office/drawing/2016/5/10/chartex" xmlns:cx5="http://schemas.microsoft.com/office/drawing/2016/5/11/chartex" xmlns:cx6="http://schemas.microsoft.com/office/drawing/2016/5/12/chartex" xmlns:cx7="http://schemas.microsoft.com/office/drawing/2016/5/13/chartex" xmlns:cx8="http://schemas.microsoft.com/office/drawing/2016/5/14/chartex" xmlns:mc="http://schemas.openxmlformats.org/markup-compatibility/2006" xmlns:aink="http://schemas.microsoft.com/office/drawing/2016/ink" xmlns:am3d="http://schemas.microsoft.com/office/drawing/2017/model3d" xmlns:o="urn:schemas-microsoft-com:office:office" xmlns:oel="http://schemas.microsoft.com/office/2019/extlst" xmlns:r="http://schemas.openxmlformats.org/officeDocument/2006/relationships" xmlns:m="http://schemas.openxmlformats.org/officeDocument/2006/math" xmlns:v="urn:schemas-microsoft-com:vml" xmlns:wp14="http://schemas.microsoft.com/office/word/2010/wordprocessingDrawing" xmlns:wp="http://schemas.openxmlformats.org/drawingml/2006/wordprocessingDrawing" xmlns:w10="urn:schemas-microsoft-com:office:word" xmlns:w="http://schemas.openxmlformats.org/wordprocessingml/2006/main" xmlns:w14="http://schemas.microsoft.com/office/word/2010/wordml" xmlns:w15="http://schemas.microsoft.com/office/word/2012/wordml" xmlns:w16cex="http://schemas.microsoft.com/office/word/2018/wordml/cex" xmlns:w16cid="http://schemas.microsoft.com/office/word/2016/wordml/cid" xmlns:w16="http://schemas.microsoft.com/office/word/2018/wordml" xmlns:w16sdtdh="http://schemas.microsoft.com/office/word/2020/wordml/sdtdatahash" xmlns:w16se="http://schemas.microsoft.com/office/word/2015/wordml/symex" xmlns:wpg="http://schemas.microsoft.com/office/word/2010/wordprocessingGroup" xmlns:wpi="http://schemas.microsoft.com/office/word/2010/wordprocessingInk" xmlns:wne="http://schemas.microsoft.com/office/word/2006/wordml" xmlns:wps="http://schemas.microsoft.com/office/word/2010/wordprocessingShape" mc:Ignorable="w14 w15 w16se w16cid w16 w16cex w16sdtdh wp14">
   <w:footnote w:type="separator" w:id="-1">
     <w:p>
       <w:r>
@@ -1745,7 +2548,7 @@
 </file>
 
 <file path=word/numbering.xml><?xml version="1.0" encoding="utf-8"?>
-<w:numbering xmlns:wpc="http://schemas.microsoft.com/office/word/2010/wordprocessingCanvas" xmlns:cx="http://schemas.microsoft.com/office/drawing/2014/chartex" xmlns:cx1="http://schemas.microsoft.com/office/drawing/2015/9/8/chartex" xmlns:cx2="http://schemas.microsoft.com/office/drawing/2015/10/21/chartex" xmlns:cx3="http://schemas.microsoft.com/office/drawing/2016/5/9/chartex" xmlns:cx4="http://schemas.microsoft.com/office/drawing/2016/5/10/chartex" xmlns:cx5="http://schemas.microsoft.com/office/drawing/2016/5/11/chartex" xmlns:cx6="http://schemas.microsoft.com/office/drawing/2016/5/12/chartex" xmlns:cx7="http://schemas.microsoft.com/office/drawing/2016/5/13/chartex" xmlns:cx8="http://schemas.microsoft.com/office/drawing/2016/5/14/chartex" xmlns:mc="http://schemas.openxmlformats.org/markup-compatibility/2006" xmlns:aink="http://schemas.microsoft.com/office/drawing/2016/ink" xmlns:am3d="http://schemas.microsoft.com/office/drawing/2017/model3d" xmlns:o="urn:schemas-microsoft-com:office:office" xmlns:oel="http://schemas.microsoft.com/office/2019/extlst" xmlns:r="http://schemas.openxmlformats.org/officeDocument/2006/relationships" xmlns:m="http://schemas.openxmlformats.org/officeDocument/2006/math" xmlns:v="urn:schemas-microsoft-com:vml" xmlns:wp14="http://schemas.microsoft.com/office/word/2010/wordprocessingDrawing" xmlns:wp="http://schemas.openxmlformats.org/drawingml/2006/wordprocessingDrawing" xmlns:w10="urn:schemas-microsoft-com:office:word" xmlns:w="http://schemas.openxmlformats.org/wordprocessingml/2006/main" xmlns:w14="http://schemas.microsoft.com/office/word/2010/wordml" xmlns:w15="http://schemas.microsoft.com/office/word/2012/wordml" xmlns:w16cex="http://schemas.microsoft.com/office/word/2018/wordml/cex" xmlns:w16cid="http://schemas.microsoft.com/office/word/2016/wordml/cid" xmlns:w16="http://schemas.microsoft.com/office/word/2018/wordml" xmlns:w16du="http://schemas.microsoft.com/office/word/2023/wordml/word16du" xmlns:w16sdtdh="http://schemas.microsoft.com/office/word/2020/wordml/sdtdatahash" xmlns:w16sdtfl="http://schemas.microsoft.com/office/word/2024/wordml/sdtformatlock" xmlns:w16se="http://schemas.microsoft.com/office/word/2015/wordml/symex" xmlns:wpg="http://schemas.microsoft.com/office/word/2010/wordprocessingGroup" xmlns:wpi="http://schemas.microsoft.com/office/word/2010/wordprocessingInk" xmlns:wne="http://schemas.microsoft.com/office/word/2006/wordml" xmlns:wps="http://schemas.microsoft.com/office/word/2010/wordprocessingShape" mc:Ignorable="w14 w15 w16se w16cid w16 w16cex w16sdtdh w16sdtfl w16du wp14">
+<w:numbering xmlns:wpc="http://schemas.microsoft.com/office/word/2010/wordprocessingCanvas" xmlns:cx="http://schemas.microsoft.com/office/drawing/2014/chartex" xmlns:cx1="http://schemas.microsoft.com/office/drawing/2015/9/8/chartex" xmlns:cx2="http://schemas.microsoft.com/office/drawing/2015/10/21/chartex" xmlns:cx3="http://schemas.microsoft.com/office/drawing/2016/5/9/chartex" xmlns:cx4="http://schemas.microsoft.com/office/drawing/2016/5/10/chartex" xmlns:cx5="http://schemas.microsoft.com/office/drawing/2016/5/11/chartex" xmlns:cx6="http://schemas.microsoft.com/office/drawing/2016/5/12/chartex" xmlns:cx7="http://schemas.microsoft.com/office/drawing/2016/5/13/chartex" xmlns:cx8="http://schemas.microsoft.com/office/drawing/2016/5/14/chartex" xmlns:mc="http://schemas.openxmlformats.org/markup-compatibility/2006" xmlns:aink="http://schemas.microsoft.com/office/drawing/2016/ink" xmlns:am3d="http://schemas.microsoft.com/office/drawing/2017/model3d" xmlns:o="urn:schemas-microsoft-com:office:office" xmlns:oel="http://schemas.microsoft.com/office/2019/extlst" xmlns:r="http://schemas.openxmlformats.org/officeDocument/2006/relationships" xmlns:m="http://schemas.openxmlformats.org/officeDocument/2006/math" xmlns:v="urn:schemas-microsoft-com:vml" xmlns:wp14="http://schemas.microsoft.com/office/word/2010/wordprocessingDrawing" xmlns:wp="http://schemas.openxmlformats.org/drawingml/2006/wordprocessingDrawing" xmlns:w10="urn:schemas-microsoft-com:office:word" xmlns:w="http://schemas.openxmlformats.org/wordprocessingml/2006/main" xmlns:w14="http://schemas.microsoft.com/office/word/2010/wordml" xmlns:w15="http://schemas.microsoft.com/office/word/2012/wordml" xmlns:w16cex="http://schemas.microsoft.com/office/word/2018/wordml/cex" xmlns:w16cid="http://schemas.microsoft.com/office/word/2016/wordml/cid" xmlns:w16="http://schemas.microsoft.com/office/word/2018/wordml" xmlns:w16sdtdh="http://schemas.microsoft.com/office/word/2020/wordml/sdtdatahash" xmlns:w16se="http://schemas.microsoft.com/office/word/2015/wordml/symex" xmlns:wpg="http://schemas.microsoft.com/office/word/2010/wordprocessingGroup" xmlns:wpi="http://schemas.microsoft.com/office/word/2010/wordprocessingInk" xmlns:wne="http://schemas.microsoft.com/office/word/2006/wordml" xmlns:wps="http://schemas.microsoft.com/office/word/2010/wordprocessingShape" mc:Ignorable="w14 w15 w16se w16cid w16 w16cex w16sdtdh wp14">
   <w:abstractNum w:abstractNumId="0" w15:restartNumberingAfterBreak="0">
     <w:nsid w:val="035B6C11"/>
     <w:multiLevelType w:val="multilevel"/>
@@ -4295,7 +5098,7 @@
 </file>
 
 <file path=word/styles.xml><?xml version="1.0" encoding="utf-8"?>
-<w:styles xmlns:mc="http://schemas.openxmlformats.org/markup-compatibility/2006" xmlns:r="http://schemas.openxmlformats.org/officeDocument/2006/relationships" xmlns:w="http://schemas.openxmlformats.org/wordprocessingml/2006/main" xmlns:w14="http://schemas.microsoft.com/office/word/2010/wordml" xmlns:w15="http://schemas.microsoft.com/office/word/2012/wordml" xmlns:w16cex="http://schemas.microsoft.com/office/word/2018/wordml/cex" xmlns:w16cid="http://schemas.microsoft.com/office/word/2016/wordml/cid" xmlns:w16="http://schemas.microsoft.com/office/word/2018/wordml" xmlns:w16du="http://schemas.microsoft.com/office/word/2023/wordml/word16du" xmlns:w16sdtdh="http://schemas.microsoft.com/office/word/2020/wordml/sdtdatahash" xmlns:w16sdtfl="http://schemas.microsoft.com/office/word/2024/wordml/sdtformatlock" xmlns:w16se="http://schemas.microsoft.com/office/word/2015/wordml/symex" mc:Ignorable="w14 w15 w16se w16cid w16 w16cex w16sdtdh w16sdtfl w16du">
+<w:styles xmlns:mc="http://schemas.openxmlformats.org/markup-compatibility/2006" xmlns:r="http://schemas.openxmlformats.org/officeDocument/2006/relationships" xmlns:w="http://schemas.openxmlformats.org/wordprocessingml/2006/main" xmlns:w14="http://schemas.microsoft.com/office/word/2010/wordml" xmlns:w15="http://schemas.microsoft.com/office/word/2012/wordml" xmlns:w16cex="http://schemas.microsoft.com/office/word/2018/wordml/cex" xmlns:w16cid="http://schemas.microsoft.com/office/word/2016/wordml/cid" xmlns:w16="http://schemas.microsoft.com/office/word/2018/wordml" xmlns:w16sdtdh="http://schemas.microsoft.com/office/word/2020/wordml/sdtdatahash" xmlns:w16se="http://schemas.microsoft.com/office/word/2015/wordml/symex" mc:Ignorable="w14 w15 w16se w16cid w16 w16cex w16sdtdh">
   <w:docDefaults>
     <w:rPrDefault>
       <w:rPr>
@@ -4688,8 +5491,12 @@
     <w:qFormat/>
     <w:rsid w:val="00002602"/>
     <w:pPr>
+      <w:spacing w:after="100"/>
       <w:ind w:firstLine="851"/>
     </w:pPr>
+    <w:rPr>
+      <w:sz w:val="22"/>
+    </w:rPr>
   </w:style>
   <w:style w:type="character" w:default="1" w:styleId="a0">
     <w:name w:val="Default Paragraph Font"/>
@@ -4886,7 +5693,7 @@
     <w:unhideWhenUsed/>
     <w:rsid w:val="008178BD"/>
     <w:pPr>
-      <w:spacing w:before="100" w:beforeAutospacing="1" w:after="100" w:afterAutospacing="1"/>
+      <w:spacing w:before="100" w:beforeAutospacing="1" w:afterAutospacing="1"/>
       <w:ind w:firstLine="0"/>
     </w:pPr>
     <w:rPr>
@@ -4942,6 +5749,40 @@
     <w:name w:val="token"/>
     <w:basedOn w:val="a0"/>
     <w:rsid w:val="008178BD"/>
+  </w:style>
+  <w:style w:type="paragraph" w:customStyle="1" w:styleId="1">
+    <w:name w:val="Заголовок1"/>
+    <w:rPr>
+      <w:b/>
+      <w:sz w:val="36"/>
+    </w:rPr>
+  </w:style>
+  <w:style w:type="paragraph" w:customStyle="1" w:styleId="11">
+    <w:name w:val="Заголовок 11"/>
+    <w:rPr>
+      <w:b/>
+      <w:sz w:val="32"/>
+    </w:rPr>
+  </w:style>
+  <w:style w:type="paragraph" w:customStyle="1" w:styleId="21">
+    <w:name w:val="Заголовок 21"/>
+    <w:rPr>
+      <w:b/>
+      <w:sz w:val="26"/>
+    </w:rPr>
+  </w:style>
+  <w:style w:type="paragraph" w:customStyle="1" w:styleId="31">
+    <w:name w:val="Заголовок 31"/>
+    <w:rPr>
+      <w:b/>
+      <w:sz w:val="24"/>
+    </w:rPr>
+  </w:style>
+  <w:style w:type="paragraph" w:customStyle="1" w:styleId="10">
+    <w:name w:val="Нумерованный список1"/>
+  </w:style>
+  <w:style w:type="paragraph" w:customStyle="1" w:styleId="12">
+    <w:name w:val="Маркированный список1"/>
   </w:style>
 </w:styles>
 </file>
